--- a/Avance de Proyecto/PMOInformatica Plantilla Acta de Constitución  del Proyecto.docx
+++ b/Avance de Proyecto/PMOInformatica Plantilla Acta de Constitución  del Proyecto.docx
@@ -1219,7 +1219,7 @@
         <w:rPr>
           <w:noProof/>
         </w:rPr>
-        <w:t>4</w:t>
+        <w:t>5</w:t>
       </w:r>
       <w:r>
         <w:rPr>
@@ -1280,7 +1280,7 @@
         <w:rPr>
           <w:noProof/>
         </w:rPr>
-        <w:t>5</w:t>
+        <w:t>6</w:t>
       </w:r>
       <w:r>
         <w:rPr>
@@ -1341,7 +1341,7 @@
         <w:rPr>
           <w:noProof/>
         </w:rPr>
-        <w:t>5</w:t>
+        <w:t>6</w:t>
       </w:r>
       <w:r>
         <w:rPr>
@@ -1402,7 +1402,7 @@
         <w:rPr>
           <w:noProof/>
         </w:rPr>
-        <w:t>5</w:t>
+        <w:t>6</w:t>
       </w:r>
       <w:r>
         <w:rPr>
@@ -1463,7 +1463,7 @@
         <w:rPr>
           <w:noProof/>
         </w:rPr>
-        <w:t>5</w:t>
+        <w:t>7</w:t>
       </w:r>
       <w:r>
         <w:rPr>
@@ -1524,7 +1524,7 @@
         <w:rPr>
           <w:noProof/>
         </w:rPr>
-        <w:t>6</w:t>
+        <w:t>7</w:t>
       </w:r>
       <w:r>
         <w:rPr>
@@ -1585,7 +1585,7 @@
         <w:rPr>
           <w:noProof/>
         </w:rPr>
-        <w:t>6</w:t>
+        <w:t>8</w:t>
       </w:r>
       <w:r>
         <w:rPr>
@@ -1646,7 +1646,7 @@
         <w:rPr>
           <w:noProof/>
         </w:rPr>
-        <w:t>6</w:t>
+        <w:t>8</w:t>
       </w:r>
       <w:r>
         <w:rPr>
@@ -1722,7 +1722,7 @@
           <w:sz w:val="20"/>
           <w:szCs w:val="20"/>
         </w:rPr>
-        <w:t>6</w:t>
+        <w:t>8</w:t>
       </w:r>
       <w:r>
         <w:rPr>
@@ -1787,7 +1787,7 @@
         <w:rPr>
           <w:noProof/>
         </w:rPr>
-        <w:t>6</w:t>
+        <w:t>8</w:t>
       </w:r>
       <w:r>
         <w:rPr>
@@ -1848,7 +1848,7 @@
         <w:rPr>
           <w:noProof/>
         </w:rPr>
-        <w:t>7</w:t>
+        <w:t>8</w:t>
       </w:r>
       <w:r>
         <w:rPr>
@@ -1909,7 +1909,7 @@
         <w:rPr>
           <w:noProof/>
         </w:rPr>
-        <w:t>7</w:t>
+        <w:t>9</w:t>
       </w:r>
       <w:r>
         <w:rPr>
@@ -2665,17 +2665,7 @@
                 <w:szCs w:val="24"/>
                 <w:lang w:eastAsia="es-VE"/>
               </w:rPr>
-              <w:t>Facultad de Ingeniería</w:t>
-            </w:r>
-            <w:r>
-              <w:rPr>
-                <w:rFonts w:eastAsia="Times New Roman" w:cs="Arial"/>
-                <w:bCs/>
-                <w:color w:val="000000"/>
-                <w:szCs w:val="24"/>
-                <w:lang w:eastAsia="es-VE"/>
-              </w:rPr>
-              <w:t xml:space="preserve"> en Computación</w:t>
+              <w:t>Facultad de Ingeniería en Computación</w:t>
             </w:r>
           </w:p>
         </w:tc>
@@ -5448,17 +5438,7 @@
                 <w:szCs w:val="24"/>
                 <w:lang w:eastAsia="es-VE"/>
               </w:rPr>
-              <w:t>Facultad de Ingeniería</w:t>
-            </w:r>
-            <w:r>
-              <w:rPr>
-                <w:rFonts w:eastAsia="Times New Roman" w:cs="Arial"/>
-                <w:bCs/>
-                <w:color w:val="000000"/>
-                <w:szCs w:val="24"/>
-                <w:lang w:eastAsia="es-VE"/>
-              </w:rPr>
-              <w:t xml:space="preserve"> en Computación</w:t>
+              <w:t>Facultad de Ingeniería en Computación</w:t>
             </w:r>
           </w:p>
         </w:tc>
@@ -7634,7 +7614,7 @@
         <w:szCs w:val="24"/>
       </w:rPr>
       <w:pict w14:anchorId="03F667A2">
-        <v:rect id="_x0000_s2050" style="position:absolute;left:0;text-align:left;margin-left:-5.25pt;margin-top:16.1pt;width:450.6pt;height:12.8pt;z-index:251658240" fillcolor="#4f81bd" strokecolor="#f2f2f2" strokeweight="3pt">
+        <v:rect id="_x0000_s1026" style="position:absolute;left:0;text-align:left;margin-left:-5.25pt;margin-top:16.1pt;width:450.6pt;height:12.8pt;z-index:1" fillcolor="#4f81bd" strokecolor="#f2f2f2" strokeweight="3pt">
           <v:shadow on="t" type="perspective" color="#243f60" opacity=".5" offset="1pt" offset2="-1pt"/>
         </v:rect>
       </w:pict>
@@ -9391,7 +9371,7 @@
     <w:rPrDefault>
       <w:rPr>
         <w:rFonts w:ascii="Calibri" w:eastAsia="Calibri" w:hAnsi="Calibri" w:cs="Times New Roman"/>
-        <w:lang w:val="es-ES" w:eastAsia="es-ES" w:bidi="ar-SA"/>
+        <w:lang w:val="es-MX" w:eastAsia="es-MX" w:bidi="ar-SA"/>
       </w:rPr>
     </w:rPrDefault>
     <w:pPrDefault/>
@@ -9856,6 +9836,7 @@
   <w:style w:type="character" w:default="1" w:styleId="Fuentedeprrafopredeter">
     <w:name w:val="Default Paragraph Font"/>
     <w:uiPriority w:val="1"/>
+    <w:semiHidden/>
     <w:unhideWhenUsed/>
   </w:style>
   <w:style w:type="table" w:default="1" w:styleId="Tablanormal">
@@ -10542,23 +10523,10 @@
 </file>
 
 <file path=customXml/item1.xml><?xml version="1.0" encoding="utf-8"?>
-<p:properties xmlns:p="http://schemas.microsoft.com/office/2006/metadata/properties" xmlns:xsi="http://www.w3.org/2001/XMLSchema-instance" xmlns:pc="http://schemas.microsoft.com/office/infopath/2007/PartnerControls">
-  <documentManagement>
-    <_activity xmlns="0fa9766c-9bcd-4ad8-8425-98b74b0d2252" xsi:nil="true"/>
-  </documentManagement>
-</p:properties>
+<b:Sources xmlns:b="http://schemas.openxmlformats.org/officeDocument/2006/bibliography" xmlns="http://schemas.openxmlformats.org/officeDocument/2006/bibliography" SelectedStyle="\APA.XSL" StyleName="APA"/>
 </file>
 
 <file path=customXml/item2.xml><?xml version="1.0" encoding="utf-8"?>
-<?mso-contentType ?>
-<FormTemplates xmlns="http://schemas.microsoft.com/sharepoint/v3/contenttype/forms">
-  <Display>DocumentLibraryForm</Display>
-  <Edit>DocumentLibraryForm</Edit>
-  <New>DocumentLibraryForm</New>
-</FormTemplates>
-</file>
-
-<file path=customXml/item3.xml><?xml version="1.0" encoding="utf-8"?>
 <ct:contentTypeSchema xmlns:ct="http://schemas.microsoft.com/office/2006/metadata/contentType" xmlns:ma="http://schemas.microsoft.com/office/2006/metadata/properties/metaAttributes" ct:_="" ma:_="" ma:contentTypeName="Document" ma:contentTypeID="0x0101004C1A3113D649624F9135CDBD3D69C302" ma:contentTypeVersion="14" ma:contentTypeDescription="Create a new document." ma:contentTypeScope="" ma:versionID="13ffc8dcfefe0bebfe1d287b721fe34d">
   <xsd:schema xmlns:xsd="http://www.w3.org/2001/XMLSchema" xmlns:xs="http://www.w3.org/2001/XMLSchema" xmlns:p="http://schemas.microsoft.com/office/2006/metadata/properties" xmlns:ns3="6af09f24-5ef0-42a5-957c-ff861d9f3bca" xmlns:ns4="0fa9766c-9bcd-4ad8-8425-98b74b0d2252" targetNamespace="http://schemas.microsoft.com/office/2006/metadata/properties" ma:root="true" ma:fieldsID="df4ecb7d677b47b7113d60f963805797" ns3:_="" ns4:_="">
     <xsd:import namespace="6af09f24-5ef0-42a5-957c-ff861d9f3bca"/>
@@ -10785,36 +10753,32 @@
 </ct:contentTypeSchema>
 </file>
 
+<file path=customXml/item3.xml><?xml version="1.0" encoding="utf-8"?>
+<?mso-contentType ?>
+<FormTemplates xmlns="http://schemas.microsoft.com/sharepoint/v3/contenttype/forms">
+  <Display>DocumentLibraryForm</Display>
+  <Edit>DocumentLibraryForm</Edit>
+  <New>DocumentLibraryForm</New>
+</FormTemplates>
+</file>
+
 <file path=customXml/item4.xml><?xml version="1.0" encoding="utf-8"?>
-<b:Sources xmlns:b="http://schemas.openxmlformats.org/officeDocument/2006/bibliography" xmlns="http://schemas.openxmlformats.org/officeDocument/2006/bibliography" SelectedStyle="\APA.XSL" StyleName="APA"/>
+<p:properties xmlns:p="http://schemas.microsoft.com/office/2006/metadata/properties" xmlns:xsi="http://www.w3.org/2001/XMLSchema-instance" xmlns:pc="http://schemas.microsoft.com/office/infopath/2007/PartnerControls">
+  <documentManagement>
+    <_activity xmlns="0fa9766c-9bcd-4ad8-8425-98b74b0d2252" xsi:nil="true"/>
+  </documentManagement>
+</p:properties>
 </file>
 
 <file path=customXml/itemProps1.xml><?xml version="1.0" encoding="utf-8"?>
-<ds:datastoreItem xmlns:ds="http://schemas.openxmlformats.org/officeDocument/2006/customXml" ds:itemID="{5021BB8A-0F5E-4C17-922B-E0F2469DD438}">
+<ds:datastoreItem xmlns:ds="http://schemas.openxmlformats.org/officeDocument/2006/customXml" ds:itemID="{F70AC79D-EC61-4D26-B1A4-E48CF2C3D14C}">
   <ds:schemaRefs>
-    <ds:schemaRef ds:uri="http://www.w3.org/XML/1998/namespace"/>
-    <ds:schemaRef ds:uri="http://schemas.microsoft.com/office/2006/metadata/properties"/>
-    <ds:schemaRef ds:uri="6af09f24-5ef0-42a5-957c-ff861d9f3bca"/>
-    <ds:schemaRef ds:uri="http://purl.org/dc/dcmitype/"/>
-    <ds:schemaRef ds:uri="http://schemas.microsoft.com/office/2006/documentManagement/types"/>
-    <ds:schemaRef ds:uri="http://schemas.microsoft.com/office/infopath/2007/PartnerControls"/>
-    <ds:schemaRef ds:uri="0fa9766c-9bcd-4ad8-8425-98b74b0d2252"/>
-    <ds:schemaRef ds:uri="http://schemas.openxmlformats.org/package/2006/metadata/core-properties"/>
-    <ds:schemaRef ds:uri="http://purl.org/dc/terms/"/>
-    <ds:schemaRef ds:uri="http://purl.org/dc/elements/1.1/"/>
+    <ds:schemaRef ds:uri="http://schemas.openxmlformats.org/officeDocument/2006/bibliography"/>
   </ds:schemaRefs>
 </ds:datastoreItem>
 </file>
 
 <file path=customXml/itemProps2.xml><?xml version="1.0" encoding="utf-8"?>
-<ds:datastoreItem xmlns:ds="http://schemas.openxmlformats.org/officeDocument/2006/customXml" ds:itemID="{48461F5D-A0BC-445E-ABDC-71960E643823}">
-  <ds:schemaRefs>
-    <ds:schemaRef ds:uri="http://schemas.microsoft.com/sharepoint/v3/contenttype/forms"/>
-  </ds:schemaRefs>
-</ds:datastoreItem>
-</file>
-
-<file path=customXml/itemProps3.xml><?xml version="1.0" encoding="utf-8"?>
 <ds:datastoreItem xmlns:ds="http://schemas.openxmlformats.org/officeDocument/2006/customXml" ds:itemID="{3F0016DD-D64E-4CA5-960A-F1CE624C68FB}">
   <ds:schemaRefs>
     <ds:schemaRef ds:uri="http://schemas.microsoft.com/office/2006/metadata/contentType"/>
@@ -10833,10 +10797,20 @@
 </ds:datastoreItem>
 </file>
 
+<file path=customXml/itemProps3.xml><?xml version="1.0" encoding="utf-8"?>
+<ds:datastoreItem xmlns:ds="http://schemas.openxmlformats.org/officeDocument/2006/customXml" ds:itemID="{48461F5D-A0BC-445E-ABDC-71960E643823}">
+  <ds:schemaRefs>
+    <ds:schemaRef ds:uri="http://schemas.microsoft.com/sharepoint/v3/contenttype/forms"/>
+  </ds:schemaRefs>
+</ds:datastoreItem>
+</file>
+
 <file path=customXml/itemProps4.xml><?xml version="1.0" encoding="utf-8"?>
-<ds:datastoreItem xmlns:ds="http://schemas.openxmlformats.org/officeDocument/2006/customXml" ds:itemID="{F70AC79D-EC61-4D26-B1A4-E48CF2C3D14C}">
+<ds:datastoreItem xmlns:ds="http://schemas.openxmlformats.org/officeDocument/2006/customXml" ds:itemID="{5021BB8A-0F5E-4C17-922B-E0F2469DD438}">
   <ds:schemaRefs>
-    <ds:schemaRef ds:uri="http://schemas.openxmlformats.org/officeDocument/2006/bibliography"/>
+    <ds:schemaRef ds:uri="http://schemas.microsoft.com/office/2006/metadata/properties"/>
+    <ds:schemaRef ds:uri="http://schemas.microsoft.com/office/infopath/2007/PartnerControls"/>
+    <ds:schemaRef ds:uri="0fa9766c-9bcd-4ad8-8425-98b74b0d2252"/>
   </ds:schemaRefs>
 </ds:datastoreItem>
 </file>